--- a/docs/admin/scenario_scripts_v3.6/presentation_script_bedcontrol_v3.6.docx
+++ b/docs/admin/scenario_scripts_v3.6/presentation_script_bedcontrol_v3.6.docx
@@ -11,7 +11,7 @@
           <w:color w:val="888888"/>
           <w:sz w:val="18"/>
         </w:rPr>
-        <w:t>生成日: 2026-04-18    対応アプリ: v3.6    コミット: e8a2ec6</w:t>
+        <w:t>生成日: 2026-04-18    対応アプリ: v3.6    コミット: b66ae90</w:t>
       </w:r>
     </w:p>
     <w:p>
@@ -1928,11 +1928,56 @@
       <w:r>
         <w:rPr>
           <w:rFonts w:ascii="Hiragino Kaku Gothic ProN" w:hAnsi="Hiragino Kaku Gothic ProN" w:eastAsia="Hiragino Kaku Gothic ProN" w:cs="Hiragino Kaku Gothic ProN"/>
+          <w:b/>
+          <w:i w:val="0"/>
+          <w:sz w:val="22"/>
+        </w:rPr>
+        <w:t>切替の仕組み（2026-04-18 確定運用）:</w:t>
+      </w:r>
+      <w:r>
+        <w:rPr>
+          <w:rFonts w:ascii="Hiragino Kaku Gothic ProN" w:hAnsi="Hiragino Kaku Gothic ProN" w:eastAsia="Hiragino Kaku Gothic ProN" w:cs="Hiragino Kaku Gothic ProN"/>
           <w:b w:val="0"/>
           <w:i w:val="0"/>
           <w:sz w:val="22"/>
         </w:rPr>
-        <w:t>連休 3 週前からこのモードに切り替え、3 週間かけて患者を ✅ に振り分けていく運用です。</w:t>
+        <w:t xml:space="preserve"> 連休対策モードは師長が </w:t>
+      </w:r>
+      <w:r>
+        <w:rPr>
+          <w:rFonts w:ascii="Hiragino Kaku Gothic ProN" w:hAnsi="Hiragino Kaku Gothic ProN" w:eastAsia="Hiragino Kaku Gothic ProN" w:cs="Hiragino Kaku Gothic ProN"/>
+          <w:b/>
+          <w:i w:val="0"/>
+          <w:sz w:val="22"/>
+        </w:rPr>
+        <w:t>手動で ON</w:t>
+      </w:r>
+      <w:r>
+        <w:rPr>
+          <w:rFonts w:ascii="Hiragino Kaku Gothic ProN" w:hAnsi="Hiragino Kaku Gothic ProN" w:eastAsia="Hiragino Kaku Gothic ProN" w:cs="Hiragino Kaku Gothic ProN"/>
+          <w:b w:val="0"/>
+          <w:i w:val="0"/>
+          <w:sz w:val="22"/>
+        </w:rPr>
+        <w:t xml:space="preserve"> します。ただし、連休まで </w:t>
+      </w:r>
+      <w:r>
+        <w:rPr>
+          <w:rFonts w:ascii="Hiragino Kaku Gothic ProN" w:hAnsi="Hiragino Kaku Gothic ProN" w:eastAsia="Hiragino Kaku Gothic ProN" w:cs="Hiragino Kaku Gothic ProN"/>
+          <w:b/>
+          <w:i w:val="0"/>
+          <w:sz w:val="22"/>
+        </w:rPr>
+        <w:t>21 日以下</w:t>
+      </w:r>
+      <w:r>
+        <w:rPr>
+          <w:rFonts w:ascii="Hiragino Kaku Gothic ProN" w:hAnsi="Hiragino Kaku Gothic ProN" w:eastAsia="Hiragino Kaku Gothic ProN" w:cs="Hiragino Kaku Gothic ProN"/>
+          <w:b w:val="0"/>
+          <w:i w:val="0"/>
+          <w:sz w:val="22"/>
+        </w:rPr>
+        <w:t xml:space="preserve"> になると画面上部に推奨バナー「💡 連休まで N 日 — 連休対策モードへの切替を推奨します」が自動表示されます（14 日を切ると橙色、7 日以内は赤色で強調）。師長はそのバナーを合図にトグルを ON し、連休明け後に手動で OFF に戻します。バナーを見てから約 3 週間かけて患者を ✅ に振り分けていく運用です。</w:t>
       </w:r>
     </w:p>
     <w:p>
@@ -2434,7 +2479,7 @@
                 <w:i w:val="0"/>
                 <w:sz w:val="20"/>
               </w:rPr>
-              <w:t>連休前 3 週間</w:t>
+              <w:t>連休推奨バナー表示時（連休まで 21 日以下）</w:t>
             </w:r>
           </w:p>
         </w:tc>
@@ -2452,7 +2497,7 @@
                 <w:i w:val="0"/>
                 <w:sz w:val="20"/>
               </w:rPr>
-              <w:t>🏥 退院調整 → 連休対策モード</w:t>
+              <w:t>🏥 退院調整 → 連休対策モードを手動 ON</w:t>
             </w:r>
           </w:p>
         </w:tc>

--- a/docs/admin/scenario_scripts_v3.6/presentation_script_bedcontrol_v3.6.docx
+++ b/docs/admin/scenario_scripts_v3.6/presentation_script_bedcontrol_v3.6.docx
@@ -11,7 +11,7 @@
           <w:color w:val="888888"/>
           <w:sz w:val="18"/>
         </w:rPr>
-        <w:t>生成日: 2026-04-18    対応アプリ: v3.6    コミット: b66ae90</w:t>
+        <w:t>生成日: 2026-04-19    対応アプリ: v3.6    コミット: a1b999c</w:t>
       </w:r>
     </w:p>
     <w:p>
@@ -2144,7 +2144,7 @@
           <w:i w:val="0"/>
           <w:sz w:val="22"/>
         </w:rPr>
-        <w:t>「この計画なら稼働率 92% を維持でき、運営貢献額は 1 日あたり ○ 万円改善する」と根拠を持って判断できます。</w:t>
+        <w:t>「この計画なら稼働率 90% を維持でき、運営貢献額は 1 日あたり ○ 万円改善する」と根拠を持って判断できます。</w:t>
       </w:r>
     </w:p>
     <w:p>

--- a/docs/admin/scenario_scripts_v3.6/presentation_script_bedcontrol_v3.6.docx
+++ b/docs/admin/scenario_scripts_v3.6/presentation_script_bedcontrol_v3.6.docx
@@ -11,7 +11,7 @@
           <w:color w:val="888888"/>
           <w:sz w:val="18"/>
         </w:rPr>
-        <w:t>生成日: 2026-04-19    対応アプリ: v3.6    コミット: a1b999c</w:t>
+        <w:t>生成日: 2026-04-19    対応アプリ: v3.6    コミット: b1484b5</w:t>
       </w:r>
     </w:p>
     <w:p>
